--- a/pr-preview/pr-486/bayesian-inference-handout.docx
+++ b/pr-preview/pr-486/bayesian-inference-handout.docx
@@ -15,7 +15,7 @@
         <w:pStyle w:val="Date"/>
       </w:pPr>
       <w:r>
-        <w:t xml:space="preserve">Last modified: 2026-10-26 12:22:50 (PDT)</w:t>
+        <w:t xml:space="preserve">Last modified: 2026-10-26 23:15:43 (PDT)</w:t>
       </w:r>
     </w:p>
     <w:p>
@@ -851,25 +851,37 @@
             <m:t> </m:t>
           </m:r>
           <m:r>
+            <m:t>π</m:t>
+          </m:r>
+          <m:r>
+            <m:rPr>
+              <m:sty m:val="p"/>
+            </m:rPr>
+            <m:t>∈</m:t>
+          </m:r>
+          <m:r>
+            <m:rPr>
+              <m:sty m:val="p"/>
+            </m:rPr>
+            <m:t>(</m:t>
+          </m:r>
+          <m:r>
             <m:t>0</m:t>
           </m:r>
           <m:r>
             <m:rPr>
               <m:sty m:val="p"/>
             </m:rPr>
-            <m:t>&lt;</m:t>
+            <m:t>,</m:t>
           </m:r>
           <m:r>
-            <m:t>π</m:t>
+            <m:t>1</m:t>
           </m:r>
           <m:r>
             <m:rPr>
               <m:sty m:val="p"/>
             </m:rPr>
-            <m:t>&lt;</m:t>
-          </m:r>
-          <m:r>
-            <m:t>1</m:t>
+            <m:t>)</m:t>
           </m:r>
           <m:r>
             <m:rPr>
